--- a/Files/06 - Yom Tov/02 - Pesach Sheini/5784/Pesach Sheini 5784.docx
+++ b/Files/06 - Yom Tov/02 - Pesach Sheini/5784/Pesach Sheini 5784.docx
@@ -99,7 +99,7 @@
         <w:rPr>
           <w:rFonts w:ascii="Times New Roman" w:hAnsi="Times New Roman" w:cs="Times New Roman"/>
         </w:rPr>
-        <w:t xml:space="preserve"> that we try to do, may</w:t>
+        <w:t xml:space="preserve"> that we try to do, may </w:t>
       </w:r>
       <w:r>
         <w:rPr>
@@ -437,7 +437,7 @@
         <w:rPr>
           <w:rFonts w:ascii="Times New Roman" w:hAnsi="Times New Roman" w:cs="Times New Roman"/>
         </w:rPr>
-        <w:t xml:space="preserve"> is given. It actually comes from</w:t>
+        <w:t xml:space="preserve"> is given. It actually comes from </w:t>
       </w:r>
       <w:r>
         <w:rPr>

--- a/Files/06 - Yom Tov/02 - Pesach Sheini/5784/Pesach Sheini 5784.docx
+++ b/Files/06 - Yom Tov/02 - Pesach Sheini/5784/Pesach Sheini 5784.docx
@@ -12,6 +12,12 @@
         <w:rPr>
           <w:rFonts w:ascii="Times New Roman" w:hAnsi="Times New Roman" w:cs="Times New Roman"/>
         </w:rPr>
+        <w:t xml:space="preserve">Pesach </w:t>
+      </w:r>
+      <w:r>
+        <w:rPr>
+          <w:rFonts w:ascii="Times New Roman" w:hAnsi="Times New Roman" w:cs="Times New Roman"/>
+        </w:rPr>
         <w:t>Sheini 5784</w:t>
       </w:r>
     </w:p>
@@ -99,7 +105,7 @@
         <w:rPr>
           <w:rFonts w:ascii="Times New Roman" w:hAnsi="Times New Roman" w:cs="Times New Roman"/>
         </w:rPr>
-        <w:t xml:space="preserve"> that we try to do, may </w:t>
+        <w:t xml:space="preserve"> that we try to do, may</w:t>
       </w:r>
       <w:r>
         <w:rPr>
@@ -437,7 +443,7 @@
         <w:rPr>
           <w:rFonts w:ascii="Times New Roman" w:hAnsi="Times New Roman" w:cs="Times New Roman"/>
         </w:rPr>
-        <w:t xml:space="preserve"> is given. It actually comes from </w:t>
+        <w:t xml:space="preserve"> is given. It actually comes from</w:t>
       </w:r>
       <w:r>
         <w:rPr>

--- a/Files/06 - Yom Tov/02 - Pesach Sheini/5784/Pesach Sheini 5784.docx
+++ b/Files/06 - Yom Tov/02 - Pesach Sheini/5784/Pesach Sheini 5784.docx
@@ -105,7 +105,7 @@
         <w:rPr>
           <w:rFonts w:ascii="Times New Roman" w:hAnsi="Times New Roman" w:cs="Times New Roman"/>
         </w:rPr>
-        <w:t xml:space="preserve"> that we try to do, may</w:t>
+        <w:t xml:space="preserve"> that we try to do, may </w:t>
       </w:r>
       <w:r>
         <w:rPr>
@@ -443,7 +443,7 @@
         <w:rPr>
           <w:rFonts w:ascii="Times New Roman" w:hAnsi="Times New Roman" w:cs="Times New Roman"/>
         </w:rPr>
-        <w:t xml:space="preserve"> is given. It actually comes from</w:t>
+        <w:t xml:space="preserve"> is given. It actually comes from </w:t>
       </w:r>
       <w:r>
         <w:rPr>
